--- a/tasks/finalpool/sf-hr-satisfaction-analysis/groundtruth_workspace/Satisfaction_Summary.docx
+++ b/tasks/finalpool/sf-hr-satisfaction-analysis/groundtruth_workspace/Satisfaction_Summary.docx
@@ -7,12 +7,22 @@
         <w:pStyle w:val="Heading1"/>
       </w:pPr>
       <w:r>
-        <w:t>Satisfaction Summary</w:t>
+        <w:t>Employee Satisfaction Summary</w:t>
       </w:r>
     </w:p>
     <w:p>
       <w:r>
-        <w:t>This is a summary report generated based on the data analysis. The key findings and recommendations are outlined below. Further details can be found in the accompanying Excel file.</w:t>
+        <w:t>This narrative summarizes the latest job satisfaction trends across all seven departments. Average employee satisfaction scores range from 6.51 to 6.59 on a 10-point scale, with Finance ranking highest in raw average satisfaction (6.59) and R&amp;D ranking lowest (6.51). Sales is a very close second to Finance, with both rounding to 6.59 at two decimal places.</w:t>
+      </w:r>
+    </w:p>
+    <w:p>
+      <w:r>
+        <w:t>Work-life balance scores cluster tightly around 4.5 across the company, indicating a fairly uniform balance experience between departments. Performance ratings (Avg_Rating) likewise cluster near 3.20.</w:t>
+      </w:r>
+    </w:p>
+    <w:p>
+      <w:r>
+        <w:t>Overall, this analysis covers job satisfaction, work-life balance, and average performance ratings by department. The happiest department is Finance, while the least happy department is R&amp;D. Recommended actions include sharing best practices from Finance and Sales with R&amp;D, and tracking satisfaction over the next quarter.</w:t>
       </w:r>
     </w:p>
     <w:sectPr>
